--- a/pr-preview/pr-355/chapters/manuscript-submission-tracked-changes.docx
+++ b/pr-preview/pr-355/chapters/manuscript-submission-tracked-changes.docx
@@ -16,7 +16,7 @@
       </w:pPr>
       <w:del w:id="1" w:author="PR Preview" w:date="2026-01-01T00:00:00Z">
         <w:r>
-          <w:delText xml:space="preserve">Last modified: 2026-10-25 19:48:50 (PDT)</w:delText>
+          <w:delText xml:space="preserve">Last modified: 2026-10-27 13:10:13 (PDT)</w:delText>
         </w:r>
       </w:del>
     </w:p>
@@ -26,7 +26,7 @@
       </w:pPr>
       <w:ins w:id="2" w:author="PR Preview" w:date="2026-01-01T00:00:00Z">
         <w:r>
-          <w:t xml:space="preserve">Last modified: 2026-10-26 00:41:42 (PDT)</w:t>
+          <w:t xml:space="preserve">Last modified: 2026-10-27 20:05:27 (PDT)</w:t>
         </w:r>
       </w:ins>
     </w:p>
@@ -1576,13 +1576,31 @@
         </w:r>
       </w:hyperlink>
       <w:r>
-        <w:t xml:space="preserve">,</w:t>
-      </w:r>
-      <w:r>
-        <w:t xml:space="preserve"> </w:t>
-      </w:r>
-      <w:r>
-        <w:t xml:space="preserve">follow it while writing,</w:t>
+        <w:t xml:space="preserve"> </w:t>
+      </w:r>
+      <w:r>
+        <w:t xml:space="preserve">website,</w:t>
+      </w:r>
+      <w:r>
+        <w:t xml:space="preserve"> </w:t>
+      </w:r>
+      <w:r>
+        <w:t xml:space="preserve">which catalogs reporting guidelines for health research</w:t>
+      </w:r>
+      <w:r>
+        <w:t xml:space="preserve"> </w:t>
+      </w:r>
+      <w:r>
+        <w:t xml:space="preserve">(Simera et al. 2010)</w:t>
+      </w:r>
+      <w:r>
+        <w:t xml:space="preserve">.</w:t>
+      </w:r>
+      <w:r>
+        <w:t xml:space="preserve"> </w:t>
+      </w:r>
+      <w:r>
+        <w:t xml:space="preserve">Follow the guideline while writing,</w:t>
       </w:r>
       <w:r>
         <w:t xml:space="preserve"> </w:t>
@@ -1605,13 +1623,13 @@
         <w:t xml:space="preserve"> </w:t>
       </w:r>
       <w:r>
-        <w:t xml:space="preserve">lists the common ones.</w:t>
-      </w:r>
-      <w:r>
-        <w:t xml:space="preserve"> </w:t>
-      </w:r>
-      <w:r>
-        <w:t xml:space="preserve">Check the EQUATOR page for the current version before citing one.</w:t>
+        <w:t xml:space="preserve">lists the common guidelines.</w:t>
+      </w:r>
+      <w:r>
+        <w:t xml:space="preserve"> </w:t>
+      </w:r>
+      <w:r>
+        <w:t xml:space="preserve">Check the EQUATOR Network website for the current version of a guideline before citing it.</w:t>
       </w:r>
     </w:p>
     <w:tbl>
@@ -4462,7 +4480,7 @@
       </w:r>
     </w:p>
     <w:bookmarkEnd w:id="40"/>
-    <w:bookmarkStart w:id="41" w:name="submission-checklist"/>
+    <w:bookmarkStart w:id="44" w:name="submission-checklist"/>
     <w:p>
       <w:pPr>
         <w:pStyle w:val="Heading2"/>
@@ -4940,7 +4958,55 @@
         <w:t xml:space="preserve">and any suggested or excluded reviewers.</w:t>
       </w:r>
     </w:p>
-    <w:bookmarkEnd w:id="41"/>
+    <w:bookmarkStart w:id="43" w:name="refs"/>
+    <w:bookmarkStart w:id="42" w:name="ref-simera2010catalogue"/>
+    <w:p>
+      <w:pPr>
+        <w:pStyle w:val="Bibliography"/>
+      </w:pPr>
+      <w:r>
+        <w:t xml:space="preserve">Simera, Iveta, David Moher, John Hoey, Kenneth F. Schulz, and Douglas G. Altman. 2010.</w:t>
+      </w:r>
+      <w:r>
+        <w:t xml:space="preserve"> </w:t>
+      </w:r>
+      <w:r>
+        <w:t xml:space="preserve">“A Catalogue of Reporting Guidelines for Health Research.”</w:t>
+      </w:r>
+      <w:r>
+        <w:t xml:space="preserve"> </w:t>
+      </w:r>
+      <w:r>
+        <w:rPr>
+          <w:i/>
+          <w:iCs/>
+        </w:rPr>
+        <w:t xml:space="preserve">European Journal of Clinical Investigation</w:t>
+      </w:r>
+      <w:r>
+        <w:t xml:space="preserve"> </w:t>
+      </w:r>
+      <w:r>
+        <w:t xml:space="preserve">40 (1): 35–53.</w:t>
+      </w:r>
+      <w:r>
+        <w:t xml:space="preserve"> </w:t>
+      </w:r>
+      <w:hyperlink r:id="rId41">
+        <w:r>
+          <w:rPr>
+            <w:rStyle w:val="Hyperlink"/>
+          </w:rPr>
+          <w:t xml:space="preserve">https://doi.org/10.1111/j.1365-2362.2009.02234.x</w:t>
+        </w:r>
+      </w:hyperlink>
+      <w:r>
+        <w:t xml:space="preserve">.</w:t>
+      </w:r>
+    </w:p>
+    <w:bookmarkEnd w:id="42"/>
+    <w:bookmarkEnd w:id="43"/>
+    <w:bookmarkEnd w:id="44"/>
     <w:sectPr>
       <w:footnotePr>
         <w:numRestart w:val="eachSect"/>

--- a/pr-preview/pr-355/chapters/manuscript-submission-tracked-changes.docx
+++ b/pr-preview/pr-355/chapters/manuscript-submission-tracked-changes.docx
@@ -16,7 +16,7 @@
       </w:pPr>
       <w:del w:id="1" w:author="PR Preview" w:date="2026-01-01T00:00:00Z">
         <w:r>
-          <w:delText xml:space="preserve">Last modified: 2026-10-27 13:10:13 (PDT)</w:delText>
+          <w:delText xml:space="preserve">Last modified: 2026-10-27 20:28:02 (PDT)</w:delText>
         </w:r>
       </w:del>
     </w:p>
@@ -26,7 +26,7 @@
       </w:pPr>
       <w:ins w:id="2" w:author="PR Preview" w:date="2026-01-01T00:00:00Z">
         <w:r>
-          <w:t xml:space="preserve">Last modified: 2026-10-27 20:05:27 (PDT)</w:t>
+          <w:t xml:space="preserve">Last modified: 2026-10-27 20:34:11 (PDT)</w:t>
         </w:r>
       </w:ins>
     </w:p>

--- a/pr-preview/pr-355/chapters/manuscript-submission-tracked-changes.docx
+++ b/pr-preview/pr-355/chapters/manuscript-submission-tracked-changes.docx
@@ -16,7 +16,7 @@
       </w:pPr>
       <w:del w:id="1" w:author="PR Preview" w:date="2026-01-01T00:00:00Z">
         <w:r>
-          <w:delText xml:space="preserve">Last modified: 2026-10-27 20:28:02 (PDT)</w:delText>
+          <w:delText xml:space="preserve">Last modified: 2026-10-27 20:34:06 (PDT)</w:delText>
         </w:r>
       </w:del>
     </w:p>
@@ -26,7 +26,7 @@
       </w:pPr>
       <w:ins w:id="2" w:author="PR Preview" w:date="2026-01-01T00:00:00Z">
         <w:r>
-          <w:t xml:space="preserve">Last modified: 2026-10-27 20:34:11 (PDT)</w:t>
+          <w:t xml:space="preserve">Last modified: 2026-10-27 20:44:41 (PDT)</w:t>
         </w:r>
       </w:ins>
     </w:p>

--- a/pr-preview/pr-355/chapters/manuscript-submission-tracked-changes.docx
+++ b/pr-preview/pr-355/chapters/manuscript-submission-tracked-changes.docx
@@ -16,7 +16,7 @@
       </w:pPr>
       <w:del w:id="1" w:author="PR Preview" w:date="2026-01-01T00:00:00Z">
         <w:r>
-          <w:delText xml:space="preserve">Last modified: 2026-10-27 20:34:06 (PDT)</w:delText>
+          <w:delText xml:space="preserve">Last modified: 2026-10-27 20:51:01 (PDT)</w:delText>
         </w:r>
       </w:del>
     </w:p>
@@ -26,7 +26,7 @@
       </w:pPr>
       <w:ins w:id="2" w:author="PR Preview" w:date="2026-01-01T00:00:00Z">
         <w:r>
-          <w:t xml:space="preserve">Last modified: 2026-10-27 20:44:41 (PDT)</w:t>
+          <w:t xml:space="preserve">Last modified: 2026-10-27 20:51:15 (PDT)</w:t>
         </w:r>
       </w:ins>
     </w:p>
